--- a/downloads/fiches/bts_controle_industriel_et_regulation_automatique_fiche_evaluation.docx
+++ b/downloads/fiches/bts_controle_industriel_et_regulation_automatique_fiche_evaluation.docx
@@ -11,8 +11,9 @@
           <w:b/>
           <w:color w:val="1F4E79"/>
           <w:sz w:val="32"/>
+          <w:lang w:val="fr-FR" w:eastAsia="fr-FR" w:bidi="fr-FR"/>
         </w:rPr>
-        <w:t>Fiche d'evaluation reconstituee - BTS Controle industriel et regulation automatique</w:t>
+        <w:t>Fiche d'évaluation reconstituée - BTS Contrôle industriel et regulation automatique</w:t>
       </w:r>
     </w:p>
     <w:p>
@@ -23,8 +24,9 @@
         <w:rPr>
           <w:i/>
           <w:sz w:val="21"/>
+          <w:lang w:val="fr-FR" w:eastAsia="fr-FR" w:bidi="fr-FR"/>
         </w:rPr>
-        <w:t>Support evalue : Rapport de stage | Modalite : CCF</w:t>
+        <w:t>Support évalué : Rapport de stage / rapport d'activités | Modalité : CCF</w:t>
       </w:r>
     </w:p>
     <w:p>
@@ -35,8 +37,9 @@
         <w:rPr>
           <w:b/>
           <w:color w:val="4F81BD"/>
+          <w:lang w:val="fr-FR" w:eastAsia="fr-FR" w:bidi="fr-FR"/>
         </w:rPr>
-        <w:t>Fiche reconstituee a partir de criteres officiels</w:t>
+        <w:t>Fiche reconstituée à partir de critères officiels</w:t>
       </w:r>
     </w:p>
     <w:p>
@@ -46,8 +49,9 @@
       <w:r>
         <w:rPr>
           <w:i/>
+          <w:lang w:val="fr-FR" w:eastAsia="fr-FR" w:bidi="fr-FR"/>
         </w:rPr>
-        <w:t>Cette fiche est une reconstitution de travail a partir des sources publiques reperees au 28/04/2026. Elle ne remplace pas un formulaire national opposable lorsqu'une grille officielle complete existe par ailleurs.</w:t>
+        <w:t>Cette fiche est une reconstitution de travail à partir des sources publiques repérées au 2026-05-06. Elle ne remplace pas un formulaire national opposable lorsqu'une grille officielle complète existe par ailleurs.</w:t>
       </w:r>
     </w:p>
     <w:tbl>
@@ -74,6 +78,7 @@
             <w:r>
               <w:rPr>
                 <w:b/>
+                <w:lang w:val="fr-FR" w:eastAsia="fr-FR" w:bidi="fr-FR"/>
               </w:rPr>
               <w:t>BTS</w:t>
             </w:r>
@@ -86,7 +91,10 @@
           </w:tcPr>
           <w:p>
             <w:r>
-              <w:t>BTS Controle industriel et regulation automatique</w:t>
+              <w:rPr>
+                <w:lang w:val="fr-FR" w:eastAsia="fr-FR" w:bidi="fr-FR"/>
+              </w:rPr>
+              <w:t>BTS Contrôle industriel et regulation automatique</w:t>
             </w:r>
           </w:p>
         </w:tc>
@@ -100,8 +108,9 @@
             <w:r>
               <w:rPr>
                 <w:b/>
+                <w:lang w:val="fr-FR" w:eastAsia="fr-FR" w:bidi="fr-FR"/>
               </w:rPr>
-              <w:t>Modalite</w:t>
+              <w:t>Modalité</w:t>
             </w:r>
           </w:p>
         </w:tc>
@@ -112,6 +121,9 @@
           </w:tcPr>
           <w:p>
             <w:r>
+              <w:rPr>
+                <w:lang w:val="fr-FR" w:eastAsia="fr-FR" w:bidi="fr-FR"/>
+              </w:rPr>
               <w:t>CCF</w:t>
             </w:r>
           </w:p>
@@ -128,6 +140,7 @@
             <w:r>
               <w:rPr>
                 <w:b/>
+                <w:lang w:val="fr-FR" w:eastAsia="fr-FR" w:bidi="fr-FR"/>
               </w:rPr>
               <w:t>Option</w:t>
             </w:r>
@@ -140,7 +153,10 @@
           </w:tcPr>
           <w:p>
             <w:r>
-              <w:t>Sans option specifiee</w:t>
+              <w:rPr>
+                <w:lang w:val="fr-FR" w:eastAsia="fr-FR" w:bidi="fr-FR"/>
+              </w:rPr>
+              <w:t>Sans option spécifiée</w:t>
             </w:r>
           </w:p>
         </w:tc>
@@ -154,6 +170,7 @@
             <w:r>
               <w:rPr>
                 <w:b/>
+                <w:lang w:val="fr-FR" w:eastAsia="fr-FR" w:bidi="fr-FR"/>
               </w:rPr>
               <w:t>Statut documentaire</w:t>
             </w:r>
@@ -166,6 +183,9 @@
           </w:tcPr>
           <w:p>
             <w:r>
+              <w:rPr>
+                <w:lang w:val="fr-FR" w:eastAsia="fr-FR" w:bidi="fr-FR"/>
+              </w:rPr>
               <w:t>CCF confirme</w:t>
             </w:r>
           </w:p>
@@ -182,6 +202,7 @@
             <w:r>
               <w:rPr>
                 <w:b/>
+                <w:lang w:val="fr-FR" w:eastAsia="fr-FR" w:bidi="fr-FR"/>
               </w:rPr>
               <w:t>Support</w:t>
             </w:r>
@@ -194,7 +215,10 @@
           </w:tcPr>
           <w:p>
             <w:r>
-              <w:t>Rapport de stage</w:t>
+              <w:rPr>
+                <w:lang w:val="fr-FR" w:eastAsia="fr-FR" w:bidi="fr-FR"/>
+              </w:rPr>
+              <w:t>Rapport de stage / rapport d'activités</w:t>
             </w:r>
           </w:p>
         </w:tc>
@@ -208,8 +232,9 @@
             <w:r>
               <w:rPr>
                 <w:b/>
+                <w:lang w:val="fr-FR" w:eastAsia="fr-FR" w:bidi="fr-FR"/>
               </w:rPr>
-              <w:t>Epreuve</w:t>
+              <w:t>Épreuve</w:t>
             </w:r>
           </w:p>
         </w:tc>
@@ -220,7 +245,10 @@
           </w:tcPr>
           <w:p>
             <w:r>
-              <w:t>E41 Rapport de stage</w:t>
+              <w:rPr>
+                <w:lang w:val="fr-FR" w:eastAsia="fr-FR" w:bidi="fr-FR"/>
+              </w:rPr>
+              <w:t>U6 | E41 Rapport de stage</w:t>
             </w:r>
           </w:p>
         </w:tc>
@@ -236,8 +264,9 @@
             <w:r>
               <w:rPr>
                 <w:b/>
+                <w:lang w:val="fr-FR" w:eastAsia="fr-FR" w:bidi="fr-FR"/>
               </w:rPr>
-              <w:t>Voies / modalites</w:t>
+              <w:t>Voies / modalités</w:t>
             </w:r>
           </w:p>
         </w:tc>
@@ -248,7 +277,10 @@
           </w:tcPr>
           <w:p>
             <w:r>
-              <w:t>Formation professionnelle continue dans les etablissements publics habilites a pratiquer le CCF</w:t>
+              <w:rPr>
+                <w:lang w:val="fr-FR" w:eastAsia="fr-FR" w:bidi="fr-FR"/>
+              </w:rPr>
+              <w:t>CCF confirme</w:t>
             </w:r>
           </w:p>
         </w:tc>
@@ -262,6 +294,7 @@
             <w:r>
               <w:rPr>
                 <w:b/>
+                <w:lang w:val="fr-FR" w:eastAsia="fr-FR" w:bidi="fr-FR"/>
               </w:rPr>
               <w:t>Niveau de reconstitution</w:t>
             </w:r>
@@ -274,7 +307,10 @@
           </w:tcPr>
           <w:p>
             <w:r>
-              <w:t>Fiche reconstituee a partir de criteres officiels</w:t>
+              <w:rPr>
+                <w:lang w:val="fr-FR" w:eastAsia="fr-FR" w:bidi="fr-FR"/>
+              </w:rPr>
+              <w:t>Fiche reconstituée à partir de critères officiels</w:t>
             </w:r>
           </w:p>
         </w:tc>
@@ -290,8 +326,9 @@
             <w:r>
               <w:rPr>
                 <w:b/>
+                <w:lang w:val="fr-FR" w:eastAsia="fr-FR" w:bidi="fr-FR"/>
               </w:rPr>
-              <w:t>Sources modele</w:t>
+              <w:t>Sources modèle</w:t>
             </w:r>
           </w:p>
         </w:tc>
@@ -302,7 +339,10 @@
           </w:tcPr>
           <w:p>
             <w:r>
-              <w:t>Le texte officialise le rapport de stage en CCF pour la FPC habilitee, sans grille publique distincte retrouvee.</w:t>
+              <w:rPr>
+                <w:lang w:val="fr-FR" w:eastAsia="fr-FR" w:bidi="fr-FR"/>
+              </w:rPr>
+              <w:t>Le texte officialise le rapport de stage en CCF pour la FPC habilitee, sans grille publique distincte retrouvée.</w:t>
             </w:r>
           </w:p>
         </w:tc>
@@ -316,6 +356,7 @@
             <w:r>
               <w:rPr>
                 <w:b/>
+                <w:lang w:val="fr-FR" w:eastAsia="fr-FR" w:bidi="fr-FR"/>
               </w:rPr>
               <w:t>Document jury</w:t>
             </w:r>
@@ -328,6 +369,9 @@
           </w:tcPr>
           <w:p>
             <w:r>
+              <w:rPr>
+                <w:lang w:val="fr-FR" w:eastAsia="fr-FR" w:bidi="fr-FR"/>
+              </w:rPr>
               <w:t>https://www.education.gouv.fr/bo/16/Hebdo13/MENS1604381A.htm</w:t>
             </w:r>
           </w:p>
@@ -339,8 +383,9 @@
       <w:r>
         <w:rPr>
           <w:b/>
+          <w:lang w:val="fr-FR" w:eastAsia="fr-FR" w:bidi="fr-FR"/>
         </w:rPr>
-        <w:t>Echelle de positionnement conseillee</w:t>
+        <w:t>Échelle de positionnement conseillée</w:t>
       </w:r>
     </w:p>
     <w:tbl>
@@ -366,6 +411,7 @@
             <w:r>
               <w:rPr>
                 <w:b/>
+                <w:lang w:val="fr-FR" w:eastAsia="fr-FR" w:bidi="fr-FR"/>
               </w:rPr>
               <w:t>NA</w:t>
             </w:r>
@@ -380,6 +426,7 @@
             <w:r>
               <w:rPr>
                 <w:b/>
+                <w:lang w:val="fr-FR" w:eastAsia="fr-FR" w:bidi="fr-FR"/>
               </w:rPr>
               <w:t>PA</w:t>
             </w:r>
@@ -394,6 +441,7 @@
             <w:r>
               <w:rPr>
                 <w:b/>
+                <w:lang w:val="fr-FR" w:eastAsia="fr-FR" w:bidi="fr-FR"/>
               </w:rPr>
               <w:t>A</w:t>
             </w:r>
@@ -408,6 +456,7 @@
             <w:r>
               <w:rPr>
                 <w:b/>
+                <w:lang w:val="fr-FR" w:eastAsia="fr-FR" w:bidi="fr-FR"/>
               </w:rPr>
               <w:t>TB</w:t>
             </w:r>
@@ -421,6 +470,9 @@
           </w:tcPr>
           <w:p>
             <w:r>
+              <w:rPr>
+                <w:lang w:val="fr-FR" w:eastAsia="fr-FR" w:bidi="fr-FR"/>
+              </w:rPr>
               <w:t>Non observable / non acquis</w:t>
             </w:r>
           </w:p>
@@ -431,6 +483,9 @@
           </w:tcPr>
           <w:p>
             <w:r>
+              <w:rPr>
+                <w:lang w:val="fr-FR" w:eastAsia="fr-FR" w:bidi="fr-FR"/>
+              </w:rPr>
               <w:t>Partiellement acquis</w:t>
             </w:r>
           </w:p>
@@ -441,6 +496,9 @@
           </w:tcPr>
           <w:p>
             <w:r>
+              <w:rPr>
+                <w:lang w:val="fr-FR" w:eastAsia="fr-FR" w:bidi="fr-FR"/>
+              </w:rPr>
               <w:t>Acquis</w:t>
             </w:r>
           </w:p>
@@ -451,7 +509,10 @@
           </w:tcPr>
           <w:p>
             <w:r>
-              <w:t>Tres bien acquis</w:t>
+              <w:rPr>
+                <w:lang w:val="fr-FR" w:eastAsia="fr-FR" w:bidi="fr-FR"/>
+              </w:rPr>
+              <w:t>Très bien acquis</w:t>
             </w:r>
           </w:p>
         </w:tc>
@@ -462,8 +523,9 @@
       <w:r>
         <w:rPr>
           <w:b/>
+          <w:lang w:val="fr-FR" w:eastAsia="fr-FR" w:bidi="fr-FR"/>
         </w:rPr>
-        <w:t>Grille d'evaluation</w:t>
+        <w:t>Grille d'évaluation</w:t>
       </w:r>
     </w:p>
     <w:tbl>
@@ -500,8 +562,9 @@
               <w:rPr>
                 <w:b/>
                 <w:sz w:val="19"/>
+                <w:lang w:val="fr-FR" w:eastAsia="fr-FR" w:bidi="fr-FR"/>
               </w:rPr>
-              <w:t>Critere evalue</w:t>
+              <w:t>Critère évalué</w:t>
             </w:r>
           </w:p>
         </w:tc>
@@ -519,6 +582,7 @@
               <w:rPr>
                 <w:b/>
                 <w:sz w:val="19"/>
+                <w:lang w:val="fr-FR" w:eastAsia="fr-FR" w:bidi="fr-FR"/>
               </w:rPr>
               <w:t>Indicateurs observables / questions d'appui</w:t>
             </w:r>
@@ -538,6 +602,7 @@
               <w:rPr>
                 <w:b/>
                 <w:sz w:val="19"/>
+                <w:lang w:val="fr-FR" w:eastAsia="fr-FR" w:bidi="fr-FR"/>
               </w:rPr>
               <w:t>NA</w:t>
             </w:r>
@@ -557,6 +622,7 @@
               <w:rPr>
                 <w:b/>
                 <w:sz w:val="19"/>
+                <w:lang w:val="fr-FR" w:eastAsia="fr-FR" w:bidi="fr-FR"/>
               </w:rPr>
               <w:t>PA</w:t>
             </w:r>
@@ -576,6 +642,7 @@
               <w:rPr>
                 <w:b/>
                 <w:sz w:val="19"/>
+                <w:lang w:val="fr-FR" w:eastAsia="fr-FR" w:bidi="fr-FR"/>
               </w:rPr>
               <w:t>A</w:t>
             </w:r>
@@ -595,6 +662,7 @@
               <w:rPr>
                 <w:b/>
                 <w:sz w:val="19"/>
+                <w:lang w:val="fr-FR" w:eastAsia="fr-FR" w:bidi="fr-FR"/>
               </w:rPr>
               <w:t>TB</w:t>
             </w:r>
@@ -614,6 +682,7 @@
               <w:rPr>
                 <w:b/>
                 <w:sz w:val="19"/>
+                <w:lang w:val="fr-FR" w:eastAsia="fr-FR" w:bidi="fr-FR"/>
               </w:rPr>
               <w:t>Observations</w:t>
             </w:r>
@@ -631,7 +700,10 @@
               <w:spacing w:after="0"/>
             </w:pPr>
             <w:r>
-              <w:t>Qualite et conformite du rapport/support</w:t>
+              <w:rPr>
+                <w:lang w:val="fr-FR" w:eastAsia="fr-FR" w:bidi="fr-FR"/>
+              </w:rPr>
+              <w:t>Qualité et conformité du rapport/support</w:t>
             </w:r>
           </w:p>
         </w:tc>
@@ -645,7 +717,10 @@
               <w:spacing w:after="0"/>
             </w:pPr>
             <w:r>
-              <w:t>Support lisible, structure, coherent avec l'epreuve et directement exploitable pour l'evaluation.</w:t>
+              <w:rPr>
+                <w:lang w:val="fr-FR" w:eastAsia="fr-FR" w:bidi="fr-FR"/>
+              </w:rPr>
+              <w:t>Support lisible, structuré, cohérent avec l'épreuve et directement exploitable pour l'évaluation.</w:t>
             </w:r>
           </w:p>
         </w:tc>
@@ -659,7 +734,11 @@
               <w:spacing w:after="0"/>
               <w:jc w:val="center"/>
             </w:pPr>
-            <w:r/>
+            <w:r>
+              <w:rPr>
+                <w:lang w:val="fr-FR" w:eastAsia="fr-FR" w:bidi="fr-FR"/>
+              </w:rPr>
+            </w:r>
           </w:p>
         </w:tc>
         <w:tc>
@@ -672,7 +751,11 @@
               <w:spacing w:after="0"/>
               <w:jc w:val="center"/>
             </w:pPr>
-            <w:r/>
+            <w:r>
+              <w:rPr>
+                <w:lang w:val="fr-FR" w:eastAsia="fr-FR" w:bidi="fr-FR"/>
+              </w:rPr>
+            </w:r>
           </w:p>
         </w:tc>
         <w:tc>
@@ -685,7 +768,11 @@
               <w:spacing w:after="0"/>
               <w:jc w:val="center"/>
             </w:pPr>
-            <w:r/>
+            <w:r>
+              <w:rPr>
+                <w:lang w:val="fr-FR" w:eastAsia="fr-FR" w:bidi="fr-FR"/>
+              </w:rPr>
+            </w:r>
           </w:p>
         </w:tc>
         <w:tc>
@@ -698,7 +785,11 @@
               <w:spacing w:after="0"/>
               <w:jc w:val="center"/>
             </w:pPr>
-            <w:r/>
+            <w:r>
+              <w:rPr>
+                <w:lang w:val="fr-FR" w:eastAsia="fr-FR" w:bidi="fr-FR"/>
+              </w:rPr>
+            </w:r>
           </w:p>
         </w:tc>
         <w:tc>
@@ -710,7 +801,11 @@
             <w:pPr>
               <w:spacing w:after="0"/>
             </w:pPr>
-            <w:r/>
+            <w:r>
+              <w:rPr>
+                <w:lang w:val="fr-FR" w:eastAsia="fr-FR" w:bidi="fr-FR"/>
+              </w:rPr>
+            </w:r>
           </w:p>
         </w:tc>
       </w:tr>
@@ -725,7 +820,10 @@
               <w:spacing w:after="0"/>
             </w:pPr>
             <w:r>
-              <w:t>explicitation du contexte entreprise et de la mission en controle industriel et regulation</w:t>
+              <w:rPr>
+                <w:lang w:val="fr-FR" w:eastAsia="fr-FR" w:bidi="fr-FR"/>
+              </w:rPr>
+              <w:t>explicitation du contexte entreprise et de la mission en contrôle industriel et regulation</w:t>
             </w:r>
           </w:p>
         </w:tc>
@@ -739,7 +837,10 @@
               <w:spacing w:after="0"/>
             </w:pPr>
             <w:r>
-              <w:t>Le candidat situe precisement l'organisation, ses missions et le perimetre de son intervention.</w:t>
+              <w:rPr>
+                <w:lang w:val="fr-FR" w:eastAsia="fr-FR" w:bidi="fr-FR"/>
+              </w:rPr>
+              <w:t>Le candidat situe précisément l'organisation, ses missions et le périmètre de son intervention.</w:t>
             </w:r>
           </w:p>
         </w:tc>
@@ -753,7 +854,11 @@
               <w:spacing w:after="0"/>
               <w:jc w:val="center"/>
             </w:pPr>
-            <w:r/>
+            <w:r>
+              <w:rPr>
+                <w:lang w:val="fr-FR" w:eastAsia="fr-FR" w:bidi="fr-FR"/>
+              </w:rPr>
+            </w:r>
           </w:p>
         </w:tc>
         <w:tc>
@@ -766,7 +871,11 @@
               <w:spacing w:after="0"/>
               <w:jc w:val="center"/>
             </w:pPr>
-            <w:r/>
+            <w:r>
+              <w:rPr>
+                <w:lang w:val="fr-FR" w:eastAsia="fr-FR" w:bidi="fr-FR"/>
+              </w:rPr>
+            </w:r>
           </w:p>
         </w:tc>
         <w:tc>
@@ -779,7 +888,11 @@
               <w:spacing w:after="0"/>
               <w:jc w:val="center"/>
             </w:pPr>
-            <w:r/>
+            <w:r>
+              <w:rPr>
+                <w:lang w:val="fr-FR" w:eastAsia="fr-FR" w:bidi="fr-FR"/>
+              </w:rPr>
+            </w:r>
           </w:p>
         </w:tc>
         <w:tc>
@@ -792,7 +905,11 @@
               <w:spacing w:after="0"/>
               <w:jc w:val="center"/>
             </w:pPr>
-            <w:r/>
+            <w:r>
+              <w:rPr>
+                <w:lang w:val="fr-FR" w:eastAsia="fr-FR" w:bidi="fr-FR"/>
+              </w:rPr>
+            </w:r>
           </w:p>
         </w:tc>
         <w:tc>
@@ -804,7 +921,11 @@
             <w:pPr>
               <w:spacing w:after="0"/>
             </w:pPr>
-            <w:r/>
+            <w:r>
+              <w:rPr>
+                <w:lang w:val="fr-FR" w:eastAsia="fr-FR" w:bidi="fr-FR"/>
+              </w:rPr>
+            </w:r>
           </w:p>
         </w:tc>
       </w:tr>
@@ -819,7 +940,10 @@
               <w:spacing w:after="0"/>
             </w:pPr>
             <w:r>
-              <w:t>maitrise technique des activites realisees</w:t>
+              <w:rPr>
+                <w:lang w:val="fr-FR" w:eastAsia="fr-FR" w:bidi="fr-FR"/>
+              </w:rPr>
+              <w:t>maîtrise technique des activités réalisées</w:t>
             </w:r>
           </w:p>
         </w:tc>
@@ -833,7 +957,10 @@
               <w:spacing w:after="0"/>
             </w:pPr>
             <w:r>
-              <w:t>Les techniques, outils et methodes mobilises sont expliques et justifies avec exactitude.</w:t>
+              <w:rPr>
+                <w:lang w:val="fr-FR" w:eastAsia="fr-FR" w:bidi="fr-FR"/>
+              </w:rPr>
+              <w:t>Les techniques, outils et méthodes mobilisés sont expliqués et justifiés avec exactitude.</w:t>
             </w:r>
           </w:p>
         </w:tc>
@@ -847,7 +974,11 @@
               <w:spacing w:after="0"/>
               <w:jc w:val="center"/>
             </w:pPr>
-            <w:r/>
+            <w:r>
+              <w:rPr>
+                <w:lang w:val="fr-FR" w:eastAsia="fr-FR" w:bidi="fr-FR"/>
+              </w:rPr>
+            </w:r>
           </w:p>
         </w:tc>
         <w:tc>
@@ -860,7 +991,11 @@
               <w:spacing w:after="0"/>
               <w:jc w:val="center"/>
             </w:pPr>
-            <w:r/>
+            <w:r>
+              <w:rPr>
+                <w:lang w:val="fr-FR" w:eastAsia="fr-FR" w:bidi="fr-FR"/>
+              </w:rPr>
+            </w:r>
           </w:p>
         </w:tc>
         <w:tc>
@@ -873,7 +1008,11 @@
               <w:spacing w:after="0"/>
               <w:jc w:val="center"/>
             </w:pPr>
-            <w:r/>
+            <w:r>
+              <w:rPr>
+                <w:lang w:val="fr-FR" w:eastAsia="fr-FR" w:bidi="fr-FR"/>
+              </w:rPr>
+            </w:r>
           </w:p>
         </w:tc>
         <w:tc>
@@ -886,7 +1025,11 @@
               <w:spacing w:after="0"/>
               <w:jc w:val="center"/>
             </w:pPr>
-            <w:r/>
+            <w:r>
+              <w:rPr>
+                <w:lang w:val="fr-FR" w:eastAsia="fr-FR" w:bidi="fr-FR"/>
+              </w:rPr>
+            </w:r>
           </w:p>
         </w:tc>
         <w:tc>
@@ -898,7 +1041,11 @@
             <w:pPr>
               <w:spacing w:after="0"/>
             </w:pPr>
-            <w:r/>
+            <w:r>
+              <w:rPr>
+                <w:lang w:val="fr-FR" w:eastAsia="fr-FR" w:bidi="fr-FR"/>
+              </w:rPr>
+            </w:r>
           </w:p>
         </w:tc>
       </w:tr>
@@ -913,7 +1060,10 @@
               <w:spacing w:after="0"/>
             </w:pPr>
             <w:r>
-              <w:t>analyse des choix, resultats et ecarts</w:t>
+              <w:rPr>
+                <w:lang w:val="fr-FR" w:eastAsia="fr-FR" w:bidi="fr-FR"/>
+              </w:rPr>
+              <w:t>analysé des choix, résultats et écarts</w:t>
             </w:r>
           </w:p>
         </w:tc>
@@ -927,7 +1077,10 @@
               <w:spacing w:after="0"/>
             </w:pPr>
             <w:r>
-              <w:t>Les choix, contraintes, resultats et eventuels ecarts sont analyses avec recul professionnel.</w:t>
+              <w:rPr>
+                <w:lang w:val="fr-FR" w:eastAsia="fr-FR" w:bidi="fr-FR"/>
+              </w:rPr>
+              <w:t>Les choix, contraintes, résultats et éventuels écarts sont analysés avec recul professionnel.</w:t>
             </w:r>
           </w:p>
         </w:tc>
@@ -941,7 +1094,11 @@
               <w:spacing w:after="0"/>
               <w:jc w:val="center"/>
             </w:pPr>
-            <w:r/>
+            <w:r>
+              <w:rPr>
+                <w:lang w:val="fr-FR" w:eastAsia="fr-FR" w:bidi="fr-FR"/>
+              </w:rPr>
+            </w:r>
           </w:p>
         </w:tc>
         <w:tc>
@@ -954,7 +1111,11 @@
               <w:spacing w:after="0"/>
               <w:jc w:val="center"/>
             </w:pPr>
-            <w:r/>
+            <w:r>
+              <w:rPr>
+                <w:lang w:val="fr-FR" w:eastAsia="fr-FR" w:bidi="fr-FR"/>
+              </w:rPr>
+            </w:r>
           </w:p>
         </w:tc>
         <w:tc>
@@ -967,7 +1128,11 @@
               <w:spacing w:after="0"/>
               <w:jc w:val="center"/>
             </w:pPr>
-            <w:r/>
+            <w:r>
+              <w:rPr>
+                <w:lang w:val="fr-FR" w:eastAsia="fr-FR" w:bidi="fr-FR"/>
+              </w:rPr>
+            </w:r>
           </w:p>
         </w:tc>
         <w:tc>
@@ -980,7 +1145,11 @@
               <w:spacing w:after="0"/>
               <w:jc w:val="center"/>
             </w:pPr>
-            <w:r/>
+            <w:r>
+              <w:rPr>
+                <w:lang w:val="fr-FR" w:eastAsia="fr-FR" w:bidi="fr-FR"/>
+              </w:rPr>
+            </w:r>
           </w:p>
         </w:tc>
         <w:tc>
@@ -992,7 +1161,11 @@
             <w:pPr>
               <w:spacing w:after="0"/>
             </w:pPr>
-            <w:r/>
+            <w:r>
+              <w:rPr>
+                <w:lang w:val="fr-FR" w:eastAsia="fr-FR" w:bidi="fr-FR"/>
+              </w:rPr>
+            </w:r>
           </w:p>
         </w:tc>
       </w:tr>
@@ -1007,7 +1180,10 @@
               <w:spacing w:after="0"/>
             </w:pPr>
             <w:r>
-              <w:t>prise en compte de la qualite, de la securite, des procedures et des contraintes de couts/delais</w:t>
+              <w:rPr>
+                <w:lang w:val="fr-FR" w:eastAsia="fr-FR" w:bidi="fr-FR"/>
+              </w:rPr>
+              <w:t>prise en compte de la qualité, de la sécurité, des procedures et des contraintes de couts/delais</w:t>
             </w:r>
           </w:p>
         </w:tc>
@@ -1021,7 +1197,10 @@
               <w:spacing w:after="0"/>
             </w:pPr>
             <w:r>
-              <w:t>Les exigences de qualite, securite, reglementation et tracabilite sont prises en compte.</w:t>
+              <w:rPr>
+                <w:lang w:val="fr-FR" w:eastAsia="fr-FR" w:bidi="fr-FR"/>
+              </w:rPr>
+              <w:t>Les exigences de qualité, sécurité, réglementation et traçabilité sont prises en compte.</w:t>
             </w:r>
           </w:p>
         </w:tc>
@@ -1035,7 +1214,11 @@
               <w:spacing w:after="0"/>
               <w:jc w:val="center"/>
             </w:pPr>
-            <w:r/>
+            <w:r>
+              <w:rPr>
+                <w:lang w:val="fr-FR" w:eastAsia="fr-FR" w:bidi="fr-FR"/>
+              </w:rPr>
+            </w:r>
           </w:p>
         </w:tc>
         <w:tc>
@@ -1048,7 +1231,11 @@
               <w:spacing w:after="0"/>
               <w:jc w:val="center"/>
             </w:pPr>
-            <w:r/>
+            <w:r>
+              <w:rPr>
+                <w:lang w:val="fr-FR" w:eastAsia="fr-FR" w:bidi="fr-FR"/>
+              </w:rPr>
+            </w:r>
           </w:p>
         </w:tc>
         <w:tc>
@@ -1061,7 +1248,11 @@
               <w:spacing w:after="0"/>
               <w:jc w:val="center"/>
             </w:pPr>
-            <w:r/>
+            <w:r>
+              <w:rPr>
+                <w:lang w:val="fr-FR" w:eastAsia="fr-FR" w:bidi="fr-FR"/>
+              </w:rPr>
+            </w:r>
           </w:p>
         </w:tc>
         <w:tc>
@@ -1074,7 +1265,11 @@
               <w:spacing w:after="0"/>
               <w:jc w:val="center"/>
             </w:pPr>
-            <w:r/>
+            <w:r>
+              <w:rPr>
+                <w:lang w:val="fr-FR" w:eastAsia="fr-FR" w:bidi="fr-FR"/>
+              </w:rPr>
+            </w:r>
           </w:p>
         </w:tc>
         <w:tc>
@@ -1086,7 +1281,11 @@
             <w:pPr>
               <w:spacing w:after="0"/>
             </w:pPr>
-            <w:r/>
+            <w:r>
+              <w:rPr>
+                <w:lang w:val="fr-FR" w:eastAsia="fr-FR" w:bidi="fr-FR"/>
+              </w:rPr>
+            </w:r>
           </w:p>
         </w:tc>
       </w:tr>
@@ -1101,7 +1300,10 @@
               <w:spacing w:after="0"/>
             </w:pPr>
             <w:r>
-              <w:t>qualite de la soutenance et capacite de justification</w:t>
+              <w:rPr>
+                <w:lang w:val="fr-FR" w:eastAsia="fr-FR" w:bidi="fr-FR"/>
+              </w:rPr>
+              <w:t>qualité de la soutenance et capacite de justification</w:t>
             </w:r>
           </w:p>
         </w:tc>
@@ -1115,7 +1317,10 @@
               <w:spacing w:after="0"/>
             </w:pPr>
             <w:r>
-              <w:t>Les exigences de qualite, securite, reglementation et tracabilite sont prises en compte.</w:t>
+              <w:rPr>
+                <w:lang w:val="fr-FR" w:eastAsia="fr-FR" w:bidi="fr-FR"/>
+              </w:rPr>
+              <w:t>Expression claire, structurée, argumentée et adaptée au questionnement du jury.</w:t>
             </w:r>
           </w:p>
         </w:tc>
@@ -1129,7 +1334,11 @@
               <w:spacing w:after="0"/>
               <w:jc w:val="center"/>
             </w:pPr>
-            <w:r/>
+            <w:r>
+              <w:rPr>
+                <w:lang w:val="fr-FR" w:eastAsia="fr-FR" w:bidi="fr-FR"/>
+              </w:rPr>
+            </w:r>
           </w:p>
         </w:tc>
         <w:tc>
@@ -1142,7 +1351,11 @@
               <w:spacing w:after="0"/>
               <w:jc w:val="center"/>
             </w:pPr>
-            <w:r/>
+            <w:r>
+              <w:rPr>
+                <w:lang w:val="fr-FR" w:eastAsia="fr-FR" w:bidi="fr-FR"/>
+              </w:rPr>
+            </w:r>
           </w:p>
         </w:tc>
         <w:tc>
@@ -1155,7 +1368,11 @@
               <w:spacing w:after="0"/>
               <w:jc w:val="center"/>
             </w:pPr>
-            <w:r/>
+            <w:r>
+              <w:rPr>
+                <w:lang w:val="fr-FR" w:eastAsia="fr-FR" w:bidi="fr-FR"/>
+              </w:rPr>
+            </w:r>
           </w:p>
         </w:tc>
         <w:tc>
@@ -1168,7 +1385,11 @@
               <w:spacing w:after="0"/>
               <w:jc w:val="center"/>
             </w:pPr>
-            <w:r/>
+            <w:r>
+              <w:rPr>
+                <w:lang w:val="fr-FR" w:eastAsia="fr-FR" w:bidi="fr-FR"/>
+              </w:rPr>
+            </w:r>
           </w:p>
         </w:tc>
         <w:tc>
@@ -1180,7 +1401,11 @@
             <w:pPr>
               <w:spacing w:after="0"/>
             </w:pPr>
-            <w:r/>
+            <w:r>
+              <w:rPr>
+                <w:lang w:val="fr-FR" w:eastAsia="fr-FR" w:bidi="fr-FR"/>
+              </w:rPr>
+            </w:r>
           </w:p>
         </w:tc>
       </w:tr>
@@ -1195,7 +1420,10 @@
               <w:spacing w:after="0"/>
             </w:pPr>
             <w:r>
-              <w:t>prise de recul sur l'experience. Accent probable sur la comprehension du systeme regule, l'analyse des mesures et parametres, la pertinence des interventions et la securite industrielle</w:t>
+              <w:rPr>
+                <w:lang w:val="fr-FR" w:eastAsia="fr-FR" w:bidi="fr-FR"/>
+              </w:rPr>
+              <w:t>prise de recul sur l'experience. Accent probable sur la comprehension du systeme regule, l'analysé des mesures et paramêtres, la pertinence des interventions et la sécurité industrielle</w:t>
             </w:r>
           </w:p>
         </w:tc>
@@ -1209,7 +1437,10 @@
               <w:spacing w:after="0"/>
             </w:pPr>
             <w:r>
-              <w:t>Les choix, contraintes, resultats et eventuels ecarts sont analyses avec recul professionnel.</w:t>
+              <w:rPr>
+                <w:lang w:val="fr-FR" w:eastAsia="fr-FR" w:bidi="fr-FR"/>
+              </w:rPr>
+              <w:t>Les choix, contraintes, résultats et éventuels écarts sont analysés avec recul professionnel.</w:t>
             </w:r>
           </w:p>
         </w:tc>
@@ -1223,7 +1454,11 @@
               <w:spacing w:after="0"/>
               <w:jc w:val="center"/>
             </w:pPr>
-            <w:r/>
+            <w:r>
+              <w:rPr>
+                <w:lang w:val="fr-FR" w:eastAsia="fr-FR" w:bidi="fr-FR"/>
+              </w:rPr>
+            </w:r>
           </w:p>
         </w:tc>
         <w:tc>
@@ -1236,7 +1471,11 @@
               <w:spacing w:after="0"/>
               <w:jc w:val="center"/>
             </w:pPr>
-            <w:r/>
+            <w:r>
+              <w:rPr>
+                <w:lang w:val="fr-FR" w:eastAsia="fr-FR" w:bidi="fr-FR"/>
+              </w:rPr>
+            </w:r>
           </w:p>
         </w:tc>
         <w:tc>
@@ -1249,7 +1488,11 @@
               <w:spacing w:after="0"/>
               <w:jc w:val="center"/>
             </w:pPr>
-            <w:r/>
+            <w:r>
+              <w:rPr>
+                <w:lang w:val="fr-FR" w:eastAsia="fr-FR" w:bidi="fr-FR"/>
+              </w:rPr>
+            </w:r>
           </w:p>
         </w:tc>
         <w:tc>
@@ -1262,7 +1505,11 @@
               <w:spacing w:after="0"/>
               <w:jc w:val="center"/>
             </w:pPr>
-            <w:r/>
+            <w:r>
+              <w:rPr>
+                <w:lang w:val="fr-FR" w:eastAsia="fr-FR" w:bidi="fr-FR"/>
+              </w:rPr>
+            </w:r>
           </w:p>
         </w:tc>
         <w:tc>
@@ -1274,7 +1521,11 @@
             <w:pPr>
               <w:spacing w:after="0"/>
             </w:pPr>
-            <w:r/>
+            <w:r>
+              <w:rPr>
+                <w:lang w:val="fr-FR" w:eastAsia="fr-FR" w:bidi="fr-FR"/>
+              </w:rPr>
+            </w:r>
           </w:p>
         </w:tc>
       </w:tr>
@@ -1289,6 +1540,9 @@
               <w:spacing w:after="0"/>
             </w:pPr>
             <w:r>
+              <w:rPr>
+                <w:lang w:val="fr-FR" w:eastAsia="fr-FR" w:bidi="fr-FR"/>
+              </w:rPr>
               <w:t>Qualité et conformité du rapport</w:t>
             </w:r>
           </w:p>
@@ -1303,7 +1557,10 @@
               <w:spacing w:after="0"/>
             </w:pPr>
             <w:r>
-              <w:t>Support lisible, structure, coherent avec l'epreuve et directement exploitable pour l'evaluation.</w:t>
+              <w:rPr>
+                <w:lang w:val="fr-FR" w:eastAsia="fr-FR" w:bidi="fr-FR"/>
+              </w:rPr>
+              <w:t>Support lisible, structuré, cohérent avec l'épreuve et directement exploitable pour l'évaluation.</w:t>
             </w:r>
           </w:p>
         </w:tc>
@@ -1317,7 +1574,11 @@
               <w:spacing w:after="0"/>
               <w:jc w:val="center"/>
             </w:pPr>
-            <w:r/>
+            <w:r>
+              <w:rPr>
+                <w:lang w:val="fr-FR" w:eastAsia="fr-FR" w:bidi="fr-FR"/>
+              </w:rPr>
+            </w:r>
           </w:p>
         </w:tc>
         <w:tc>
@@ -1330,7 +1591,11 @@
               <w:spacing w:after="0"/>
               <w:jc w:val="center"/>
             </w:pPr>
-            <w:r/>
+            <w:r>
+              <w:rPr>
+                <w:lang w:val="fr-FR" w:eastAsia="fr-FR" w:bidi="fr-FR"/>
+              </w:rPr>
+            </w:r>
           </w:p>
         </w:tc>
         <w:tc>
@@ -1343,7 +1608,11 @@
               <w:spacing w:after="0"/>
               <w:jc w:val="center"/>
             </w:pPr>
-            <w:r/>
+            <w:r>
+              <w:rPr>
+                <w:lang w:val="fr-FR" w:eastAsia="fr-FR" w:bidi="fr-FR"/>
+              </w:rPr>
+            </w:r>
           </w:p>
         </w:tc>
         <w:tc>
@@ -1356,7 +1625,11 @@
               <w:spacing w:after="0"/>
               <w:jc w:val="center"/>
             </w:pPr>
-            <w:r/>
+            <w:r>
+              <w:rPr>
+                <w:lang w:val="fr-FR" w:eastAsia="fr-FR" w:bidi="fr-FR"/>
+              </w:rPr>
+            </w:r>
           </w:p>
         </w:tc>
         <w:tc>
@@ -1368,7 +1641,11 @@
             <w:pPr>
               <w:spacing w:after="0"/>
             </w:pPr>
-            <w:r/>
+            <w:r>
+              <w:rPr>
+                <w:lang w:val="fr-FR" w:eastAsia="fr-FR" w:bidi="fr-FR"/>
+              </w:rPr>
+            </w:r>
           </w:p>
         </w:tc>
       </w:tr>
@@ -1383,6 +1660,9 @@
               <w:spacing w:after="0"/>
             </w:pPr>
             <w:r>
+              <w:rPr>
+                <w:lang w:val="fr-FR" w:eastAsia="fr-FR" w:bidi="fr-FR"/>
+              </w:rPr>
               <w:t>explicitation du contexte entreprise et de la mission</w:t>
             </w:r>
           </w:p>
@@ -1397,7 +1677,10 @@
               <w:spacing w:after="0"/>
             </w:pPr>
             <w:r>
-              <w:t>Le candidat situe precisement l'organisation, ses missions et le perimetre de son intervention.</w:t>
+              <w:rPr>
+                <w:lang w:val="fr-FR" w:eastAsia="fr-FR" w:bidi="fr-FR"/>
+              </w:rPr>
+              <w:t>Le candidat situe précisément l'organisation, ses missions et le périmètre de son intervention.</w:t>
             </w:r>
           </w:p>
         </w:tc>
@@ -1411,7 +1694,11 @@
               <w:spacing w:after="0"/>
               <w:jc w:val="center"/>
             </w:pPr>
-            <w:r/>
+            <w:r>
+              <w:rPr>
+                <w:lang w:val="fr-FR" w:eastAsia="fr-FR" w:bidi="fr-FR"/>
+              </w:rPr>
+            </w:r>
           </w:p>
         </w:tc>
         <w:tc>
@@ -1424,7 +1711,11 @@
               <w:spacing w:after="0"/>
               <w:jc w:val="center"/>
             </w:pPr>
-            <w:r/>
+            <w:r>
+              <w:rPr>
+                <w:lang w:val="fr-FR" w:eastAsia="fr-FR" w:bidi="fr-FR"/>
+              </w:rPr>
+            </w:r>
           </w:p>
         </w:tc>
         <w:tc>
@@ -1437,7 +1728,11 @@
               <w:spacing w:after="0"/>
               <w:jc w:val="center"/>
             </w:pPr>
-            <w:r/>
+            <w:r>
+              <w:rPr>
+                <w:lang w:val="fr-FR" w:eastAsia="fr-FR" w:bidi="fr-FR"/>
+              </w:rPr>
+            </w:r>
           </w:p>
         </w:tc>
         <w:tc>
@@ -1450,7 +1745,11 @@
               <w:spacing w:after="0"/>
               <w:jc w:val="center"/>
             </w:pPr>
-            <w:r/>
+            <w:r>
+              <w:rPr>
+                <w:lang w:val="fr-FR" w:eastAsia="fr-FR" w:bidi="fr-FR"/>
+              </w:rPr>
+            </w:r>
           </w:p>
         </w:tc>
         <w:tc>
@@ -1462,7 +1761,11 @@
             <w:pPr>
               <w:spacing w:after="0"/>
             </w:pPr>
-            <w:r/>
+            <w:r>
+              <w:rPr>
+                <w:lang w:val="fr-FR" w:eastAsia="fr-FR" w:bidi="fr-FR"/>
+              </w:rPr>
+            </w:r>
           </w:p>
         </w:tc>
       </w:tr>
@@ -1477,6 +1780,9 @@
               <w:spacing w:after="0"/>
             </w:pPr>
             <w:r>
+              <w:rPr>
+                <w:lang w:val="fr-FR" w:eastAsia="fr-FR" w:bidi="fr-FR"/>
+              </w:rPr>
               <w:t>maîtrise technique des activités</w:t>
             </w:r>
           </w:p>
@@ -1491,7 +1797,10 @@
               <w:spacing w:after="0"/>
             </w:pPr>
             <w:r>
-              <w:t>Les techniques, outils et methodes mobilises sont expliques et justifies avec exactitude.</w:t>
+              <w:rPr>
+                <w:lang w:val="fr-FR" w:eastAsia="fr-FR" w:bidi="fr-FR"/>
+              </w:rPr>
+              <w:t>Les techniques, outils et méthodes mobilisés sont expliqués et justifiés avec exactitude.</w:t>
             </w:r>
           </w:p>
         </w:tc>
@@ -1505,7 +1814,11 @@
               <w:spacing w:after="0"/>
               <w:jc w:val="center"/>
             </w:pPr>
-            <w:r/>
+            <w:r>
+              <w:rPr>
+                <w:lang w:val="fr-FR" w:eastAsia="fr-FR" w:bidi="fr-FR"/>
+              </w:rPr>
+            </w:r>
           </w:p>
         </w:tc>
         <w:tc>
@@ -1518,7 +1831,11 @@
               <w:spacing w:after="0"/>
               <w:jc w:val="center"/>
             </w:pPr>
-            <w:r/>
+            <w:r>
+              <w:rPr>
+                <w:lang w:val="fr-FR" w:eastAsia="fr-FR" w:bidi="fr-FR"/>
+              </w:rPr>
+            </w:r>
           </w:p>
         </w:tc>
         <w:tc>
@@ -1531,7 +1848,11 @@
               <w:spacing w:after="0"/>
               <w:jc w:val="center"/>
             </w:pPr>
-            <w:r/>
+            <w:r>
+              <w:rPr>
+                <w:lang w:val="fr-FR" w:eastAsia="fr-FR" w:bidi="fr-FR"/>
+              </w:rPr>
+            </w:r>
           </w:p>
         </w:tc>
         <w:tc>
@@ -1544,7 +1865,11 @@
               <w:spacing w:after="0"/>
               <w:jc w:val="center"/>
             </w:pPr>
-            <w:r/>
+            <w:r>
+              <w:rPr>
+                <w:lang w:val="fr-FR" w:eastAsia="fr-FR" w:bidi="fr-FR"/>
+              </w:rPr>
+            </w:r>
           </w:p>
         </w:tc>
         <w:tc>
@@ -1556,7 +1881,11 @@
             <w:pPr>
               <w:spacing w:after="0"/>
             </w:pPr>
-            <w:r/>
+            <w:r>
+              <w:rPr>
+                <w:lang w:val="fr-FR" w:eastAsia="fr-FR" w:bidi="fr-FR"/>
+              </w:rPr>
+            </w:r>
           </w:p>
         </w:tc>
       </w:tr>
@@ -1571,6 +1900,9 @@
               <w:spacing w:after="0"/>
             </w:pPr>
             <w:r>
+              <w:rPr>
+                <w:lang w:val="fr-FR" w:eastAsia="fr-FR" w:bidi="fr-FR"/>
+              </w:rPr>
               <w:t>prise en compte de la qualité, sécurité, procédures, coûts/délais</w:t>
             </w:r>
           </w:p>
@@ -1585,7 +1917,10 @@
               <w:spacing w:after="0"/>
             </w:pPr>
             <w:r>
-              <w:t>Elements observables explicitables dans le support ecrit et confirmables lors de l'entretien.</w:t>
+              <w:rPr>
+                <w:lang w:val="fr-FR" w:eastAsia="fr-FR" w:bidi="fr-FR"/>
+              </w:rPr>
+              <w:t>Éléments observables explicitables dans le support écrit et confirmables lors de l'entretien.</w:t>
             </w:r>
           </w:p>
         </w:tc>
@@ -1599,7 +1934,11 @@
               <w:spacing w:after="0"/>
               <w:jc w:val="center"/>
             </w:pPr>
-            <w:r/>
+            <w:r>
+              <w:rPr>
+                <w:lang w:val="fr-FR" w:eastAsia="fr-FR" w:bidi="fr-FR"/>
+              </w:rPr>
+            </w:r>
           </w:p>
         </w:tc>
         <w:tc>
@@ -1612,7 +1951,11 @@
               <w:spacing w:after="0"/>
               <w:jc w:val="center"/>
             </w:pPr>
-            <w:r/>
+            <w:r>
+              <w:rPr>
+                <w:lang w:val="fr-FR" w:eastAsia="fr-FR" w:bidi="fr-FR"/>
+              </w:rPr>
+            </w:r>
           </w:p>
         </w:tc>
         <w:tc>
@@ -1625,7 +1968,11 @@
               <w:spacing w:after="0"/>
               <w:jc w:val="center"/>
             </w:pPr>
-            <w:r/>
+            <w:r>
+              <w:rPr>
+                <w:lang w:val="fr-FR" w:eastAsia="fr-FR" w:bidi="fr-FR"/>
+              </w:rPr>
+            </w:r>
           </w:p>
         </w:tc>
         <w:tc>
@@ -1638,7 +1985,11 @@
               <w:spacing w:after="0"/>
               <w:jc w:val="center"/>
             </w:pPr>
-            <w:r/>
+            <w:r>
+              <w:rPr>
+                <w:lang w:val="fr-FR" w:eastAsia="fr-FR" w:bidi="fr-FR"/>
+              </w:rPr>
+            </w:r>
           </w:p>
         </w:tc>
         <w:tc>
@@ -1650,7 +2001,11 @@
             <w:pPr>
               <w:spacing w:after="0"/>
             </w:pPr>
-            <w:r/>
+            <w:r>
+              <w:rPr>
+                <w:lang w:val="fr-FR" w:eastAsia="fr-FR" w:bidi="fr-FR"/>
+              </w:rPr>
+            </w:r>
           </w:p>
         </w:tc>
       </w:tr>
@@ -1665,6 +2020,9 @@
               <w:spacing w:after="0"/>
             </w:pPr>
             <w:r>
+              <w:rPr>
+                <w:lang w:val="fr-FR" w:eastAsia="fr-FR" w:bidi="fr-FR"/>
+              </w:rPr>
               <w:t>prise de recul sur l'expérience</w:t>
             </w:r>
           </w:p>
@@ -1679,7 +2037,10 @@
               <w:spacing w:after="0"/>
             </w:pPr>
             <w:r>
-              <w:t>Les choix, contraintes, resultats et eventuels ecarts sont analyses avec recul professionnel.</w:t>
+              <w:rPr>
+                <w:lang w:val="fr-FR" w:eastAsia="fr-FR" w:bidi="fr-FR"/>
+              </w:rPr>
+              <w:t>Les choix, contraintes, résultats et éventuels écarts sont analysés avec recul professionnel.</w:t>
             </w:r>
           </w:p>
         </w:tc>
@@ -1693,7 +2054,11 @@
               <w:spacing w:after="0"/>
               <w:jc w:val="center"/>
             </w:pPr>
-            <w:r/>
+            <w:r>
+              <w:rPr>
+                <w:lang w:val="fr-FR" w:eastAsia="fr-FR" w:bidi="fr-FR"/>
+              </w:rPr>
+            </w:r>
           </w:p>
         </w:tc>
         <w:tc>
@@ -1706,7 +2071,11 @@
               <w:spacing w:after="0"/>
               <w:jc w:val="center"/>
             </w:pPr>
-            <w:r/>
+            <w:r>
+              <w:rPr>
+                <w:lang w:val="fr-FR" w:eastAsia="fr-FR" w:bidi="fr-FR"/>
+              </w:rPr>
+            </w:r>
           </w:p>
         </w:tc>
         <w:tc>
@@ -1719,7 +2088,11 @@
               <w:spacing w:after="0"/>
               <w:jc w:val="center"/>
             </w:pPr>
-            <w:r/>
+            <w:r>
+              <w:rPr>
+                <w:lang w:val="fr-FR" w:eastAsia="fr-FR" w:bidi="fr-FR"/>
+              </w:rPr>
+            </w:r>
           </w:p>
         </w:tc>
         <w:tc>
@@ -1732,7 +2105,11 @@
               <w:spacing w:after="0"/>
               <w:jc w:val="center"/>
             </w:pPr>
-            <w:r/>
+            <w:r>
+              <w:rPr>
+                <w:lang w:val="fr-FR" w:eastAsia="fr-FR" w:bidi="fr-FR"/>
+              </w:rPr>
+            </w:r>
           </w:p>
         </w:tc>
         <w:tc>
@@ -1744,7 +2121,11 @@
             <w:pPr>
               <w:spacing w:after="0"/>
             </w:pPr>
-            <w:r/>
+            <w:r>
+              <w:rPr>
+                <w:lang w:val="fr-FR" w:eastAsia="fr-FR" w:bidi="fr-FR"/>
+              </w:rPr>
+            </w:r>
           </w:p>
         </w:tc>
       </w:tr>
@@ -1754,8 +2135,9 @@
       <w:r>
         <w:rPr>
           <w:b/>
+          <w:lang w:val="fr-FR" w:eastAsia="fr-FR" w:bidi="fr-FR"/>
         </w:rPr>
-        <w:t>Appreciation synthetique</w:t>
+        <w:t>Appréciation synthétique</w:t>
       </w:r>
     </w:p>
     <w:tbl>
@@ -1779,8 +2161,9 @@
             <w:r>
               <w:rPr>
                 <w:b/>
+                <w:lang w:val="fr-FR" w:eastAsia="fr-FR" w:bidi="fr-FR"/>
               </w:rPr>
-              <w:t>Points forts observes</w:t>
+              <w:t>Points forts observés</w:t>
             </w:r>
           </w:p>
         </w:tc>
@@ -1789,7 +2172,11 @@
             <w:tcW w:type="dxa" w:w="10658"/>
           </w:tcPr>
           <w:p>
-            <w:r/>
+            <w:r>
+              <w:rPr>
+                <w:lang w:val="fr-FR" w:eastAsia="fr-FR" w:bidi="fr-FR"/>
+              </w:rPr>
+            </w:r>
           </w:p>
         </w:tc>
       </w:tr>
@@ -1803,6 +2190,7 @@
             <w:r>
               <w:rPr>
                 <w:b/>
+                <w:lang w:val="fr-FR" w:eastAsia="fr-FR" w:bidi="fr-FR"/>
               </w:rPr>
               <w:t>Axes de progression / vigilance</w:t>
             </w:r>
@@ -1813,7 +2201,11 @@
             <w:tcW w:type="dxa" w:w="10658"/>
           </w:tcPr>
           <w:p>
-            <w:r/>
+            <w:r>
+              <w:rPr>
+                <w:lang w:val="fr-FR" w:eastAsia="fr-FR" w:bidi="fr-FR"/>
+              </w:rPr>
+            </w:r>
           </w:p>
         </w:tc>
       </w:tr>
@@ -1827,8 +2219,9 @@
             <w:r>
               <w:rPr>
                 <w:b/>
+                <w:lang w:val="fr-FR" w:eastAsia="fr-FR" w:bidi="fr-FR"/>
               </w:rPr>
-              <w:t>Decision / note / positionnement local</w:t>
+              <w:t>Décision / note / positionnement local</w:t>
             </w:r>
           </w:p>
         </w:tc>
@@ -1837,7 +2230,11 @@
             <w:tcW w:type="dxa" w:w="10658"/>
           </w:tcPr>
           <w:p>
-            <w:r/>
+            <w:r>
+              <w:rPr>
+                <w:lang w:val="fr-FR" w:eastAsia="fr-FR" w:bidi="fr-FR"/>
+              </w:rPr>
+            </w:r>
           </w:p>
         </w:tc>
       </w:tr>
@@ -1847,17 +2244,24 @@
       <w:r>
         <w:rPr>
           <w:b/>
+          <w:lang w:val="fr-FR" w:eastAsia="fr-FR" w:bidi="fr-FR"/>
         </w:rPr>
         <w:t>Fondement et sources de reconstitution</w:t>
       </w:r>
     </w:p>
     <w:p>
       <w:r>
-        <w:t>Croisement entre l'epreuve E41 rapport de stage, le reglement d'examen et le referentiel technique du BTS.</w:t>
+        <w:rPr>
+          <w:lang w:val="fr-FR" w:eastAsia="fr-FR" w:bidi="fr-FR"/>
+        </w:rPr>
+        <w:t>Croisement entre l'épreuve E41 rapport de stage, le reglement d'examen et le référentiel technique du BTS.</w:t>
       </w:r>
     </w:p>
     <w:p>
       <w:r>
+        <w:rPr>
+          <w:lang w:val="fr-FR" w:eastAsia="fr-FR" w:bidi="fr-FR"/>
+        </w:rPr>
         <w:t>Les critères sont reconstitués à partir de la définition de l'épreuve E41 (rapport de stage) dans le bulletin officiel, en lien avec le référentiel de compétences du BTS CIRA. La circulaire nationale précise les modalités d'évaluation.</w:t>
       </w:r>
     </w:p>
@@ -1865,8 +2269,18 @@
       <w:r>
         <w:rPr>
           <w:sz w:val="17"/>
+          <w:lang w:val="fr-FR" w:eastAsia="fr-FR" w:bidi="fr-FR"/>
         </w:rPr>
-        <w:t>Referentiel : https://www.education.gouv.fr/bo/16/Hebdo13/MENS1604381A.htm</w:t>
+        <w:t>Référentiel : https://www.education.gouv.fr/bo/16/Hebdo13/MENS1604381A.htm</w:t>
+      </w:r>
+    </w:p>
+    <w:p>
+      <w:r>
+        <w:rPr>
+          <w:sz w:val="17"/>
+          <w:lang w:val="fr-FR" w:eastAsia="fr-FR" w:bidi="fr-FR"/>
+        </w:rPr>
+        <w:t>Définition / modalités : https://www.education.gouv.fr/node/276968</w:t>
       </w:r>
     </w:p>
     <w:sectPr>
@@ -2245,6 +2659,7 @@
     <w:rPr>
       <w:rFonts w:ascii="Aptos" w:hAnsi="Aptos"/>
       <w:sz w:val="20"/>
+      <w:lang w:val="fr-FR" w:eastAsia="fr-FR" w:bidi="fr-FR"/>
     </w:rPr>
   </w:style>
   <w:style w:type="paragraph" w:styleId="Header">

--- a/downloads/fiches/bts_controle_industriel_et_regulation_automatique_fiche_evaluation.docx
+++ b/downloads/fiches/bts_controle_industriel_et_regulation_automatique_fiche_evaluation.docx
@@ -26,7 +26,7 @@
           <w:sz w:val="21"/>
           <w:lang w:val="fr-FR" w:eastAsia="fr-FR" w:bidi="fr-FR"/>
         </w:rPr>
-        <w:t>Support évalué : Rapport de stage / rapport d'activités | Modalité : CCF</w:t>
+        <w:t>Support évalué : Rapport de stage / rapport d'activités | Modalité : À confirmer</w:t>
       </w:r>
     </w:p>
     <w:p>
@@ -51,7 +51,7 @@
           <w:i/>
           <w:lang w:val="fr-FR" w:eastAsia="fr-FR" w:bidi="fr-FR"/>
         </w:rPr>
-        <w:t>Cette fiche est une reconstitution de travail à partir des sources publiques repérées au 2026-05-06. Elle ne remplace pas un formulaire national opposable lorsqu'une grille officielle complète existe par ailleurs.</w:t>
+        <w:t>Cette fiche est une reconstitution de travail à partir des sources publiques repérées au 2026-05-06. Elle ne remplace pas un formulaire national opposable lorsqu'une grille officielle complète existe par ailleurs. La modalité exacte (CCF ou ponctuelle) reste à confirmer sur la base des textes disponibles.</w:t>
       </w:r>
     </w:p>
     <w:tbl>
@@ -124,7 +124,7 @@
               <w:rPr>
                 <w:lang w:val="fr-FR" w:eastAsia="fr-FR" w:bidi="fr-FR"/>
               </w:rPr>
-              <w:t>CCF</w:t>
+              <w:t>À confirmer</w:t>
             </w:r>
           </w:p>
         </w:tc>
@@ -186,7 +186,7 @@
               <w:rPr>
                 <w:lang w:val="fr-FR" w:eastAsia="fr-FR" w:bidi="fr-FR"/>
               </w:rPr>
-              <w:t>CCF confirme</w:t>
+              <w:t>CCF confirmé</w:t>
             </w:r>
           </w:p>
         </w:tc>
@@ -280,7 +280,7 @@
               <w:rPr>
                 <w:lang w:val="fr-FR" w:eastAsia="fr-FR" w:bidi="fr-FR"/>
               </w:rPr>
-              <w:t>CCF confirme</w:t>
+              <w:t>CCF confirmé</w:t>
             </w:r>
           </w:p>
         </w:tc>
@@ -342,7 +342,7 @@
               <w:rPr>
                 <w:lang w:val="fr-FR" w:eastAsia="fr-FR" w:bidi="fr-FR"/>
               </w:rPr>
-              <w:t>Le texte officialise le rapport de stage en CCF pour la FPC habilitee, sans grille publique distincte retrouvée.</w:t>
+              <w:t>Le texte officialise le rapport de stage en CCF pour la FPC habilitée, sans grille publique distincte retrouvée.</w:t>
             </w:r>
           </w:p>
         </w:tc>
@@ -1423,7 +1423,7 @@
               <w:rPr>
                 <w:lang w:val="fr-FR" w:eastAsia="fr-FR" w:bidi="fr-FR"/>
               </w:rPr>
-              <w:t>prise de recul sur l'experience. Accent probable sur la comprehension du systeme regule, l'analysé des mesures et paramêtres, la pertinence des interventions et la sécurité industrielle</w:t>
+              <w:t>prise de recul sur l'experience. Accent probable sur la comprehension du système regule, l'analysé des mesures et paramêtres, la pertinence des interventions et la sécurité industrielle</w:t>
             </w:r>
           </w:p>
         </w:tc>

--- a/downloads/fiches/bts_controle_industriel_et_regulation_automatique_fiche_evaluation.docx
+++ b/downloads/fiches/bts_controle_industriel_et_regulation_automatique_fiche_evaluation.docx
@@ -9,11 +9,8 @@
       <w:r>
         <w:rPr>
           <w:b/>
-          <w:color w:val="1F4E79"/>
-          <w:sz w:val="32"/>
-          <w:lang w:val="fr-FR" w:eastAsia="fr-FR" w:bidi="fr-FR"/>
         </w:rPr>
-        <w:t>Fiche d'évaluation reconstituée - BTS Contrôle industriel et regulation automatique</w:t>
+        <w:t>Fiche d'évaluation - BTS Contrôle industriel et regulation automatique</w:t>
       </w:r>
     </w:p>
     <w:p>
@@ -27,31 +24,6 @@
           <w:lang w:val="fr-FR" w:eastAsia="fr-FR" w:bidi="fr-FR"/>
         </w:rPr>
         <w:t>Support évalué : Rapport de stage / rapport d'activités | Modalité : À confirmer</w:t>
-      </w:r>
-    </w:p>
-    <w:p>
-      <w:pPr>
-        <w:jc w:val="center"/>
-      </w:pPr>
-      <w:r>
-        <w:rPr>
-          <w:b/>
-          <w:color w:val="4F81BD"/>
-          <w:lang w:val="fr-FR" w:eastAsia="fr-FR" w:bidi="fr-FR"/>
-        </w:rPr>
-        <w:t>Fiche reconstituée à partir de critères officiels</w:t>
-      </w:r>
-    </w:p>
-    <w:p>
-      <w:pPr>
-        <w:spacing w:after="120"/>
-      </w:pPr>
-      <w:r>
-        <w:rPr>
-          <w:i/>
-          <w:lang w:val="fr-FR" w:eastAsia="fr-FR" w:bidi="fr-FR"/>
-        </w:rPr>
-        <w:t>Cette fiche est une reconstitution de travail à partir des sources publiques repérées au 2026-05-06. Elle ne remplace pas un formulaire national opposable lorsqu'une grille officielle complète existe par ailleurs. La modalité exacte (CCF ou ponctuelle) reste à confirmer sur la base des textes disponibles.</w:t>
       </w:r>
     </w:p>
     <w:tbl>
@@ -108,9 +80,8 @@
             <w:r>
               <w:rPr>
                 <w:b/>
-                <w:lang w:val="fr-FR" w:eastAsia="fr-FR" w:bidi="fr-FR"/>
               </w:rPr>
-              <w:t>Modalité</w:t>
+              <w:t>Modalité d'évaluation</w:t>
             </w:r>
           </w:p>
         </w:tc>
@@ -169,10 +140,8 @@
           <w:p>
             <w:r>
               <w:rPr>
-                <w:b/>
-                <w:lang w:val="fr-FR" w:eastAsia="fr-FR" w:bidi="fr-FR"/>
+                <w:b w:val="0"/>
               </w:rPr>
-              <w:t>Statut documentaire</w:t>
             </w:r>
           </w:p>
         </w:tc>
@@ -184,9 +153,8 @@
           <w:p>
             <w:r>
               <w:rPr>
-                <w:lang w:val="fr-FR" w:eastAsia="fr-FR" w:bidi="fr-FR"/>
+                <w:b w:val="0"/>
               </w:rPr>
-              <w:t>CCF confirmé</w:t>
             </w:r>
           </w:p>
         </w:tc>
@@ -293,10 +261,8 @@
           <w:p>
             <w:r>
               <w:rPr>
-                <w:b/>
-                <w:lang w:val="fr-FR" w:eastAsia="fr-FR" w:bidi="fr-FR"/>
+                <w:b w:val="0"/>
               </w:rPr>
-              <w:t>Niveau de reconstitution</w:t>
             </w:r>
           </w:p>
         </w:tc>
@@ -308,71 +274,8 @@
           <w:p>
             <w:r>
               <w:rPr>
-                <w:lang w:val="fr-FR" w:eastAsia="fr-FR" w:bidi="fr-FR"/>
+                <w:b w:val="0"/>
               </w:rPr>
-              <w:t>Fiche reconstituée à partir de critères officiels</w:t>
-            </w:r>
-          </w:p>
-        </w:tc>
-      </w:tr>
-      <w:tr>
-        <w:tc>
-          <w:tcPr>
-            <w:tcW w:type="dxa" w:w="1814"/>
-            <w:vAlign w:val="center"/>
-            <w:shd w:fill="D9EAF7"/>
-          </w:tcPr>
-          <w:p>
-            <w:r>
-              <w:rPr>
-                <w:b/>
-                <w:lang w:val="fr-FR" w:eastAsia="fr-FR" w:bidi="fr-FR"/>
-              </w:rPr>
-              <w:t>Sources modèle</w:t>
-            </w:r>
-          </w:p>
-        </w:tc>
-        <w:tc>
-          <w:tcPr>
-            <w:tcW w:type="dxa" w:w="4535"/>
-            <w:vAlign w:val="center"/>
-          </w:tcPr>
-          <w:p>
-            <w:r>
-              <w:rPr>
-                <w:lang w:val="fr-FR" w:eastAsia="fr-FR" w:bidi="fr-FR"/>
-              </w:rPr>
-              <w:t>Le texte officialise le rapport de stage en CCF pour la FPC habilitée, sans grille publique distincte retrouvée.</w:t>
-            </w:r>
-          </w:p>
-        </w:tc>
-        <w:tc>
-          <w:tcPr>
-            <w:tcW w:type="dxa" w:w="1814"/>
-            <w:vAlign w:val="center"/>
-            <w:shd w:fill="D9EAF7"/>
-          </w:tcPr>
-          <w:p>
-            <w:r>
-              <w:rPr>
-                <w:b/>
-                <w:lang w:val="fr-FR" w:eastAsia="fr-FR" w:bidi="fr-FR"/>
-              </w:rPr>
-              <w:t>Document jury</w:t>
-            </w:r>
-          </w:p>
-        </w:tc>
-        <w:tc>
-          <w:tcPr>
-            <w:tcW w:type="dxa" w:w="6009"/>
-            <w:vAlign w:val="center"/>
-          </w:tcPr>
-          <w:p>
-            <w:r>
-              <w:rPr>
-                <w:lang w:val="fr-FR" w:eastAsia="fr-FR" w:bidi="fr-FR"/>
-              </w:rPr>
-              <w:t>https://www.education.gouv.fr/bo/16/Hebdo13/MENS1604381A.htm</w:t>
             </w:r>
           </w:p>
         </w:tc>
@@ -2219,9 +2122,8 @@
             <w:r>
               <w:rPr>
                 <w:b/>
-                <w:lang w:val="fr-FR" w:eastAsia="fr-FR" w:bidi="fr-FR"/>
               </w:rPr>
-              <w:t>Décision / note / positionnement local</w:t>
+              <w:t>Note proposée</w:t>
             </w:r>
           </w:p>
         </w:tc>
@@ -2243,15 +2145,6 @@
     <w:p>
       <w:r>
         <w:rPr>
-          <w:b/>
-          <w:lang w:val="fr-FR" w:eastAsia="fr-FR" w:bidi="fr-FR"/>
-        </w:rPr>
-        <w:t>Fondement et sources de reconstitution</w:t>
-      </w:r>
-    </w:p>
-    <w:p>
-      <w:r>
-        <w:rPr>
           <w:lang w:val="fr-FR" w:eastAsia="fr-FR" w:bidi="fr-FR"/>
         </w:rPr>
         <w:t>Croisement entre l'épreuve E41 rapport de stage, le reglement d'examen et le référentiel technique du BTS.</w:t>
@@ -2263,15 +2156,6 @@
           <w:lang w:val="fr-FR" w:eastAsia="fr-FR" w:bidi="fr-FR"/>
         </w:rPr>
         <w:t>Les critères sont reconstitués à partir de la définition de l'épreuve E41 (rapport de stage) dans le bulletin officiel, en lien avec le référentiel de compétences du BTS CIRA. La circulaire nationale précise les modalités d'évaluation.</w:t>
-      </w:r>
-    </w:p>
-    <w:p>
-      <w:r>
-        <w:rPr>
-          <w:sz w:val="17"/>
-          <w:lang w:val="fr-FR" w:eastAsia="fr-FR" w:bidi="fr-FR"/>
-        </w:rPr>
-        <w:t>Référentiel : https://www.education.gouv.fr/bo/16/Hebdo13/MENS1604381A.htm</w:t>
       </w:r>
     </w:p>
     <w:p>
